--- a/中央民族大学匹克球俱乐部小程序项目策划书.docx
+++ b/中央民族大学匹克球俱乐部小程序项目策划书.docx
@@ -130,7 +130,7 @@
           <w:b/>
           <w:sz w:val="24"/>
         </w:rPr>
-        <w:t>文档版本：V1.1（需求与规划稿　2026-09-11 依实现现状修订）</w:t>
+        <w:t>文档版本：V1.2（需求与规划稿　2026-09-12 依实现现状修订）</w:t>
       </w:r>
       <w:r>
         <w:rPr>
@@ -14870,7 +14870,7 @@
           <w:b/>
           <w:sz w:val="27"/>
         </w:rPr>
-        <w:t>附录 D：实现现状与本文档的差异（2026-09-11 修订）</w:t>
+        <w:t>附录 D：实现现状与本文档的差异（2026-09-12 修订）</w:t>
       </w:r>
     </w:p>
     <w:p>
@@ -15186,7 +15186,7 @@
           </w:tcPr>
           <w:p>
             <w:r>
-              <w:t>未实现（seed 中仅有赛事数据，用于展示个人赛事名次）</w:t>
+              <w:t>已实现：赛事发布、在线报名、代签到、抽签、开赛、逐轮录分确认与名次结算全链路；赛事列表同时展示个人赛与学院赛</w:t>
             </w:r>
           </w:p>
         </w:tc>
@@ -15251,6 +15251,134 @@
           <w:p>
             <w:r>
               <w:t>已实现：11 / 15 / 21 分制，一 / 三 / 五局制，逐局净胜 2 分且不封顶，自动判定胜负</w:t>
+            </w:r>
+          </w:p>
+        </w:tc>
+      </w:tr>
+      <w:tr>
+        <w:tc>
+          <w:tcPr>
+            <w:tcW w:type="dxa" w:w="2882"/>
+          </w:tcPr>
+          <w:p>
+            <w:r>
+              <w:t>学院团体赛</w:t>
+            </w:r>
+          </w:p>
+        </w:tc>
+        <w:tc>
+          <w:tcPr>
+            <w:tcW w:type="dxa" w:w="2882"/>
+          </w:tcPr>
+          <w:p>
+            <w:r>
+              <w:t>未规划</w:t>
+            </w:r>
+          </w:p>
+        </w:tc>
+        <w:tc>
+          <w:tcPr>
+            <w:tcW w:type="dxa" w:w="2882"/>
+          </w:tcPr>
+          <w:p>
+            <w:r>
+              <w:t>已实现：按学院组队参赛，小项序列可配、人数区间可配。全链路为发布 → 学院交名单 → 管理员审核 → 抽签（可手工指定种子）→ 赛事级开赛 → 双方排阵 → 大场级开赛 → 小场录分 → 轮次推进 → 录入学院名次。详见《学院赛设计方案》《学院赛施工规划》</w:t>
+            </w:r>
+          </w:p>
+        </w:tc>
+      </w:tr>
+      <w:tr>
+        <w:tc>
+          <w:tcPr>
+            <w:tcW w:type="dxa" w:w="2882"/>
+          </w:tcPr>
+          <w:p>
+            <w:r>
+              <w:t>学院赛计分口径</w:t>
+            </w:r>
+          </w:p>
+        </w:tc>
+        <w:tc>
+          <w:tcPr>
+            <w:tcW w:type="dxa" w:w="2882"/>
+          </w:tcPr>
+          <w:p>
+            <w:r>
+              <w:t>未规划</w:t>
+            </w:r>
+          </w:p>
+        </w:tc>
+        <w:tc>
+          <w:tcPr>
+            <w:tcW w:type="dxa" w:w="2882"/>
+          </w:tcPr>
+          <w:p>
+            <w:r>
+              <w:t>单打小场照一级赛事计个人等级分（K=32）；双打小场只汇总大场、不计个人分；大场胜负支持「打满比净胜」与「先到 N 场胜」，净胜口径可选「小场胜场差」或「累计局分净胜」</w:t>
+            </w:r>
+          </w:p>
+        </w:tc>
+      </w:tr>
+      <w:tr>
+        <w:tc>
+          <w:tcPr>
+            <w:tcW w:type="dxa" w:w="2882"/>
+          </w:tcPr>
+          <w:p>
+            <w:r>
+              <w:t>弃权</w:t>
+            </w:r>
+          </w:p>
+        </w:tc>
+        <w:tc>
+          <w:tcPr>
+            <w:tcW w:type="dxa" w:w="2882"/>
+          </w:tcPr>
+          <w:p>
+            <w:r>
+              <w:t>未规划</w:t>
+            </w:r>
+          </w:p>
+        </w:tc>
+        <w:tc>
+          <w:tcPr>
+            <w:tcW w:type="dxa" w:w="2882"/>
+          </w:tcPr>
+          <w:p>
+            <w:r>
+              <w:t>已实现：个人赛本人可自弃，学院赛由管理员记小场弃权。弃权场对手直接晋级、比分清空、状态直接生效，且不计任何个人等级分，赛程照常推进</w:t>
+            </w:r>
+          </w:p>
+        </w:tc>
+      </w:tr>
+      <w:tr>
+        <w:tc>
+          <w:tcPr>
+            <w:tcW w:type="dxa" w:w="2882"/>
+          </w:tcPr>
+          <w:p>
+            <w:r>
+              <w:t>干事（学院负责人）</w:t>
+            </w:r>
+          </w:p>
+        </w:tc>
+        <w:tc>
+          <w:tcPr>
+            <w:tcW w:type="dxa" w:w="2882"/>
+          </w:tcPr>
+          <w:p>
+            <w:r>
+              <w:t>发布赛事、录入任意比赛、处理报名与签到</w:t>
+            </w:r>
+          </w:p>
+        </w:tc>
+        <w:tc>
+          <w:tcPr>
+            <w:tcW w:type="dxa" w:w="2882"/>
+          </w:tcPr>
+          <w:p>
+            <w:r>
+              <w:t>学院赛里限本学院的名单提交与排阵，跨院操作一律拒绝；学院负责人可由管理员在「会员审核」页任免</w:t>
             </w:r>
           </w:p>
         </w:tc>
@@ -15292,7 +15420,7 @@
           <w:b w:val="0"/>
           <w:sz w:val="24"/>
         </w:rPr>
-        <w:t>● 里程碑二（核心版本内测通过，跑通“录入比赛 — 自动算分 — 榜单更新”闭环）：已在模拟数据下端到端跑通，738 条自动化测试全部通过。</w:t>
+        <w:t>● 里程碑二（核心版本内测通过，跑通“录入比赛 — 自动算分 — 榜单更新”闭环）：已在模拟数据下端到端跑通，1635 条自动化测试全部通过。</w:t>
       </w:r>
     </w:p>
     <w:p>
@@ -15322,6 +15450,11 @@
           <w:b w:val="0"/>
           <w:sz w:val="24"/>
         </w:rPr>
+      </w:r>
+    </w:p>
+    <w:p>
+      <w:r>
+        <w:t>● 学院团体赛（第三条主线）：按《学院赛施工规划》M0–M6 全部完成。发布 → 学院交名单 → 审核 → 抽签 → 赛事级开赛 → 双方排阵 → 大场级开赛 → 小场录分 → 轮次推进 → 录入学院名次，全链路端到端演练通过；弃权支线（大场未排齐不可开赛、开赛后记弃权、个人赛本人自弃权）同样跑通。设计与施工细节见《学院赛设计方案.docx》《学院赛施工规划.docx》。</w:t>
       </w:r>
     </w:p>
     <w:p>
